--- a/dist/Lucas-Selani-CV-Mobile-EN.docx
+++ b/dist/Lucas-Selani-CV-Mobile-EN.docx
@@ -2,7 +2,7 @@
 <file path=word/document.xml><?xml version="1.0" encoding="utf-8"?>
 <w:document xmlns:w="http://schemas.openxmlformats.org/wordprocessingml/2006/main" xmlns:m="http://schemas.openxmlformats.org/officeDocument/2006/math" xmlns:r="http://schemas.openxmlformats.org/officeDocument/2006/relationships" xmlns:o="urn:schemas-microsoft-com:office:office" xmlns:v="urn:schemas-microsoft-com:vml" xmlns:w10="urn:schemas-microsoft-com:office:word" xmlns:a="http://schemas.openxmlformats.org/drawingml/2006/main" xmlns:pic="http://schemas.openxmlformats.org/drawingml/2006/picture" xmlns:wp="http://schemas.openxmlformats.org/drawingml/2006/wordprocessingDrawing">
   <w:body>
-    <w:bookmarkStart w:id="21" w:name="lucas-selani"/>
+    <w:bookmarkStart w:id="24" w:name="lucas-selani"/>
     <w:p>
       <w:pPr>
         <w:pStyle w:val="Heading1"/>
@@ -20,7 +20,7 @@
           <w:b/>
           <w:bCs/>
         </w:rPr>
-        <w:t xml:space="preserve">Senior Mobile Engineer — Flutter &amp; Android · Backend in Rust and TypeScript/Node.js</w:t>
+        <w:t xml:space="preserve">Senior Mobile Engineer — Android &amp; Flutter · Fullstack with Rust, Java and Go on AWS</w:t>
       </w:r>
     </w:p>
     <w:p>
@@ -28,7 +28,7 @@
         <w:pStyle w:val="BodyText"/>
       </w:pPr>
       <w:r>
-        <w:t xml:space="preserve">Brazil · Remote (UTC-3, overlaps US and EU hours) · Full-time or contractor</w:t>
+        <w:t xml:space="preserve">Belo Horizonte, Brazil · Remote (US, Brazil and Europe time zones) · Full-time or contractor</w:t>
       </w:r>
     </w:p>
     <w:p>
@@ -81,7 +81,7 @@
         <w:pStyle w:val="FirstParagraph"/>
       </w:pPr>
       <w:r>
-        <w:t xml:space="preserve">Senior Mobile Engineer with 8+ years of software development and 6+ years architecting Flutter apps in fintech (10M+ users) and digital identity (200k+ active users). Architected a Server-Driven UI (SDUI) platform at Will Bank, including the Rust backend tooling behind it, and a multi-module Flutter super-app with its Core Module and Design System at Unico. Comfortable owning a feature from the API contract to the UI.</w:t>
+        <w:t xml:space="preserve">Senior Mobile Engineer with 9+ years building software: 6 years shipping Flutter apps in fintech (10M+ users) and digital identity (200k+ active users), on top of native Android (Kotlin/Java). Works across the stack. At Will Bank, built the Rust microservices behind the app’s security flows and a Server-Driven UI (SDUI) system that turned a two-week release cycle into an instant backend change. At Unico, architected a modular Flutter super-app and its Design System, then spent a year on Go backend and React web.</w:t>
       </w:r>
     </w:p>
     <w:bookmarkEnd w:id="11"/>
@@ -113,7 +113,7 @@
         <w:t xml:space="preserve"> </w:t>
       </w:r>
       <w:r>
-        <w:t xml:space="preserve">Flutter, Dart, Android (Kotlin/Java), iOS, Mobile Architecture, Modular Architecture, Design Systems</w:t>
+        <w:t xml:space="preserve">Android (Kotlin, Java), Flutter, Dart, BLoC, Firebase, iOS via Flutter, Server-Driven UI (SDUI), Modular Architecture, Design Systems</w:t>
       </w:r>
     </w:p>
     <w:p>
@@ -129,13 +129,13 @@
           <w:b/>
           <w:bCs/>
         </w:rPr>
-        <w:t xml:space="preserve">Architecture:</w:t>
-      </w:r>
-      <w:r>
-        <w:t xml:space="preserve"> </w:t>
-      </w:r>
-      <w:r>
-        <w:t xml:space="preserve">Server-Driven UI (SDUI), Clean Architecture, Monorepos, Micro-frontends, System Design</w:t>
+        <w:t xml:space="preserve">Backend:</w:t>
+      </w:r>
+      <w:r>
+        <w:t xml:space="preserve"> </w:t>
+      </w:r>
+      <w:r>
+        <w:t xml:space="preserve">Rust, Java, Go, Node.js/JavaScript, TypeScript, REST APIs, Microservices, PostgreSQL, Redis</w:t>
       </w:r>
     </w:p>
     <w:p>
@@ -151,13 +151,13 @@
           <w:b/>
           <w:bCs/>
         </w:rPr>
-        <w:t xml:space="preserve">Backend &amp; Languages:</w:t>
-      </w:r>
-      <w:r>
-        <w:t xml:space="preserve"> </w:t>
-      </w:r>
-      <w:r>
-        <w:t xml:space="preserve">Rust, TypeScript, Node.js, Kotlin, Java, REST APIs, JSON contracts/serialization, Microservices</w:t>
+        <w:t xml:space="preserve">Cloud &amp; DevOps:</w:t>
+      </w:r>
+      <w:r>
+        <w:t xml:space="preserve"> </w:t>
+      </w:r>
+      <w:r>
+        <w:t xml:space="preserve">AWS, GCP, Docker, Kubernetes, Terraform, CI/CD (GitHub Actions), Trunk-Based Development, Feature Flags</w:t>
       </w:r>
     </w:p>
     <w:p>
@@ -173,13 +173,13 @@
           <w:b/>
           <w:bCs/>
         </w:rPr>
-        <w:t xml:space="preserve">DevOps &amp; Quality:</w:t>
-      </w:r>
-      <w:r>
-        <w:t xml:space="preserve"> </w:t>
-      </w:r>
-      <w:r>
-        <w:t xml:space="preserve">CI/CD (GitHub Actions), Trunk-Based Development, weekly release trains, Automated Testing, Playwright</w:t>
+        <w:t xml:space="preserve">Web:</w:t>
+      </w:r>
+      <w:r>
+        <w:t xml:space="preserve"> </w:t>
+      </w:r>
+      <w:r>
+        <w:t xml:space="preserve">React</w:t>
       </w:r>
     </w:p>
     <w:p>
@@ -195,13 +195,35 @@
           <w:b/>
           <w:bCs/>
         </w:rPr>
-        <w:t xml:space="preserve">AI &amp; Automation:</w:t>
-      </w:r>
-      <w:r>
-        <w:t xml:space="preserve"> </w:t>
-      </w:r>
-      <w:r>
-        <w:t xml:space="preserve">LLM agents, AI orchestration, LLM integration (Ollama, Gemini), FFmpeg</w:t>
+        <w:t xml:space="preserve">Practices:</w:t>
+      </w:r>
+      <w:r>
+        <w:t xml:space="preserve"> </w:t>
+      </w:r>
+      <w:r>
+        <w:t xml:space="preserve">Clean Architecture, RFCs and ADRs, CODEOWNERS, Observability (events and logs), Automated Testing</w:t>
+      </w:r>
+    </w:p>
+    <w:p>
+      <w:pPr>
+        <w:pStyle w:val="Compact"/>
+        <w:numPr>
+          <w:ilvl w:val="0"/>
+          <w:numId w:val="1001"/>
+        </w:numPr>
+      </w:pPr>
+      <w:r>
+        <w:rPr>
+          <w:b/>
+          <w:bCs/>
+        </w:rPr>
+        <w:t xml:space="preserve">AI:</w:t>
+      </w:r>
+      <w:r>
+        <w:t xml:space="preserve"> </w:t>
+      </w:r>
+      <w:r>
+        <w:t xml:space="preserve">LLM agents, Claude Code, Ollama, ComfyUI</w:t>
       </w:r>
     </w:p>
     <w:bookmarkEnd w:id="12"/>
@@ -214,13 +236,13 @@
         <w:t xml:space="preserve">Experience</w:t>
       </w:r>
     </w:p>
-    <w:bookmarkStart w:id="13" w:name="X9fff9d946fa0942f234786b27d92f89ebc7ef90"/>
+    <w:bookmarkStart w:id="13" w:name="Xea7cc6382750d87503765e741fafa74c2a8eff5"/>
     <w:p>
       <w:pPr>
         <w:pStyle w:val="Heading3"/>
       </w:pPr>
       <w:r>
-        <w:t xml:space="preserve">Senior Software Engineer — Independent (Self-employed) | Jul 2026 – Present</w:t>
+        <w:t xml:space="preserve">Senior Software Engineer — Independent | Jul 2026 – Present</w:t>
       </w:r>
     </w:p>
     <w:p>
@@ -232,103 +254,7 @@
         </w:numPr>
       </w:pPr>
       <w:r>
-        <w:t xml:space="preserve">Building</w:t>
-      </w:r>
-      <w:r>
-        <w:t xml:space="preserve"> </w:t>
-      </w:r>
-      <w:r>
-        <w:rPr>
-          <w:b/>
-          <w:bCs/>
-        </w:rPr>
-        <w:t xml:space="preserve">Darkrunner</w:t>
-      </w:r>
-      <w:r>
-        <w:t xml:space="preserve">, a</w:t>
-      </w:r>
-      <w:r>
-        <w:t xml:space="preserve"> </w:t>
-      </w:r>
-      <w:r>
-        <w:rPr>
-          <w:b/>
-          <w:bCs/>
-        </w:rPr>
-        <w:t xml:space="preserve">TypeScript/Node.js</w:t>
-      </w:r>
-      <w:r>
-        <w:t xml:space="preserve"> </w:t>
-      </w:r>
-      <w:r>
-        <w:t xml:space="preserve">multi-agent AI orchestration pipeline (monorepo) where scripting, planning and QA agents produce YouTube videos end to end with no manual editing.</w:t>
-      </w:r>
-    </w:p>
-    <w:p>
-      <w:pPr>
-        <w:pStyle w:val="Compact"/>
-        <w:numPr>
-          <w:ilvl w:val="0"/>
-          <w:numId w:val="1002"/>
-        </w:numPr>
-      </w:pPr>
-      <w:r>
-        <w:t xml:space="preserve">Integrated</w:t>
-      </w:r>
-      <w:r>
-        <w:t xml:space="preserve"> </w:t>
-      </w:r>
-      <w:r>
-        <w:rPr>
-          <w:b/>
-          <w:bCs/>
-        </w:rPr>
-        <w:t xml:space="preserve">Remotion</w:t>
-      </w:r>
-      <w:r>
-        <w:t xml:space="preserve"> </w:t>
-      </w:r>
-      <w:r>
-        <w:t xml:space="preserve">for programmatic video rendering and</w:t>
-      </w:r>
-      <w:r>
-        <w:t xml:space="preserve"> </w:t>
-      </w:r>
-      <w:r>
-        <w:rPr>
-          <w:b/>
-          <w:bCs/>
-        </w:rPr>
-        <w:t xml:space="preserve">Playwright</w:t>
-      </w:r>
-      <w:r>
-        <w:t xml:space="preserve"> </w:t>
-      </w:r>
-      <w:r>
-        <w:t xml:space="preserve">for web automation, with local model inference (</w:t>
-      </w:r>
-      <w:r>
-        <w:rPr>
-          <w:b/>
-          <w:bCs/>
-        </w:rPr>
-        <w:t xml:space="preserve">Ollama</w:t>
-      </w:r>
-      <w:r>
-        <w:t xml:space="preserve">,</w:t>
-      </w:r>
-      <w:r>
-        <w:t xml:space="preserve"> </w:t>
-      </w:r>
-      <w:r>
-        <w:rPr>
-          <w:b/>
-          <w:bCs/>
-        </w:rPr>
-        <w:t xml:space="preserve">ComfyUI</w:t>
-      </w:r>
-      <w:r>
-        <w:t xml:space="preserve">) generating assets on demand.</w:t>
+        <w:t xml:space="preserve">Building AI automation projects: an agent-driven YouTube content operation that uses Claude Code jobs, scripts and documentation for niche research, scripting, narration and video generation.</w:t>
       </w:r>
     </w:p>
     <w:bookmarkEnd w:id="13"/>
@@ -350,7 +276,7 @@
           <w:i/>
           <w:iCs/>
         </w:rPr>
-        <w:t xml:space="preserve">Fintech with 10M+ users · Fraud Prevention &amp; Security · Remote · Engineering department closed in Jul 2026.</w:t>
+        <w:t xml:space="preserve">Fintech with 10M+ users · Fraud Prevention · Remote · Engineering department closed in Jul 2026.</w:t>
       </w:r>
     </w:p>
     <w:p>
@@ -362,7 +288,7 @@
         </w:numPr>
       </w:pPr>
       <w:r>
-        <w:t xml:space="preserve">Architected a</w:t>
+        <w:t xml:space="preserve">Built a</w:t>
       </w:r>
       <w:r>
         <w:t xml:space="preserve"> </w:t>
@@ -378,7 +304,7 @@
         <w:t xml:space="preserve"> </w:t>
       </w:r>
       <w:r>
-        <w:t xml:space="preserve">module in</w:t>
+        <w:t xml:space="preserve">system for the security challenge flows: the</w:t>
       </w:r>
       <w:r>
         <w:t xml:space="preserve"> </w:t>
@@ -394,7 +320,39 @@
         <w:t xml:space="preserve"> </w:t>
       </w:r>
       <w:r>
-        <w:t xml:space="preserve">that decoupled security challenges from app releases, enabling instant hotfixes and A/B tests without app-store review.</w:t>
+        <w:t xml:space="preserve">app only renders what the backend sends, so changes to the card password screens went from a</w:t>
+      </w:r>
+      <w:r>
+        <w:t xml:space="preserve"> </w:t>
+      </w:r>
+      <w:r>
+        <w:rPr>
+          <w:b/>
+          <w:bCs/>
+        </w:rPr>
+        <w:t xml:space="preserve">two-week release cycle</w:t>
+      </w:r>
+      <w:r>
+        <w:t xml:space="preserve"> </w:t>
+      </w:r>
+      <w:r>
+        <w:t xml:space="preserve">(code freeze, beta, store rollout) to an</w:t>
+      </w:r>
+      <w:r>
+        <w:t xml:space="preserve"> </w:t>
+      </w:r>
+      <w:r>
+        <w:rPr>
+          <w:b/>
+          <w:bCs/>
+        </w:rPr>
+        <w:t xml:space="preserve">instant backend change</w:t>
+      </w:r>
+      <w:r>
+        <w:t xml:space="preserve"> </w:t>
+      </w:r>
+      <w:r>
+        <w:t xml:space="preserve">behind a feature flag.</w:t>
       </w:r>
     </w:p>
     <w:p>
@@ -406,20 +364,71 @@
         </w:numPr>
       </w:pPr>
       <w:r>
-        <w:t xml:space="preserve">Engineered the</w:t>
-      </w:r>
-      <w:r>
-        <w:t xml:space="preserve"> </w:t>
-      </w:r>
-      <w:r>
-        <w:rPr>
-          <w:b/>
-          <w:bCs/>
-        </w:rPr>
-        <w:t xml:space="preserve">cash-in/cash-out security flows</w:t>
-      </w:r>
-      <w:r>
-        <w:t xml:space="preserve">, designing adaptive challenge mechanisms that analyze user data in real time to approve transactions for a 10M+ user base.</w:t>
+        <w:t xml:space="preserve">Migrated the legacy</w:t>
+      </w:r>
+      <w:r>
+        <w:t xml:space="preserve"> </w:t>
+      </w:r>
+      <w:r>
+        <w:rPr>
+          <w:b/>
+          <w:bCs/>
+        </w:rPr>
+        <w:t xml:space="preserve">Java</w:t>
+      </w:r>
+      <w:r>
+        <w:t xml:space="preserve"> </w:t>
+      </w:r>
+      <w:r>
+        <w:t xml:space="preserve">card password service to a</w:t>
+      </w:r>
+      <w:r>
+        <w:t xml:space="preserve"> </w:t>
+      </w:r>
+      <w:r>
+        <w:rPr>
+          <w:b/>
+          <w:bCs/>
+        </w:rPr>
+        <w:t xml:space="preserve">Rust</w:t>
+      </w:r>
+      <w:r>
+        <w:t xml:space="preserve"> </w:t>
+      </w:r>
+      <w:r>
+        <w:t xml:space="preserve">microservice on</w:t>
+      </w:r>
+      <w:r>
+        <w:t xml:space="preserve"> </w:t>
+      </w:r>
+      <w:r>
+        <w:rPr>
+          <w:b/>
+          <w:bCs/>
+        </w:rPr>
+        <w:t xml:space="preserve">AWS</w:t>
+      </w:r>
+      <w:r>
+        <w:t xml:space="preserve"> </w:t>
+      </w:r>
+      <w:r>
+        <w:t xml:space="preserve">with</w:t>
+      </w:r>
+      <w:r>
+        <w:t xml:space="preserve"> </w:t>
+      </w:r>
+      <w:r>
+        <w:rPr>
+          <w:b/>
+          <w:bCs/>
+        </w:rPr>
+        <w:t xml:space="preserve">PostgreSQL</w:t>
+      </w:r>
+      <w:r>
+        <w:t xml:space="preserve"> </w:t>
+      </w:r>
+      <w:r>
+        <w:t xml:space="preserve">as the sole engineer on it, and moved its screens to SDUI.</w:t>
       </w:r>
     </w:p>
     <w:p>
@@ -431,23 +440,20 @@
         </w:numPr>
       </w:pPr>
       <w:r>
-        <w:t xml:space="preserve">Built high-performance</w:t>
-      </w:r>
-      <w:r>
-        <w:t xml:space="preserve"> </w:t>
-      </w:r>
-      <w:r>
-        <w:rPr>
-          <w:b/>
-          <w:bCs/>
-        </w:rPr>
-        <w:t xml:space="preserve">Rust</w:t>
-      </w:r>
-      <w:r>
-        <w:t xml:space="preserve"> </w:t>
-      </w:r>
-      <w:r>
-        <w:t xml:space="preserve">tooling that serializes backend structs into the JSON contract consumed by the Flutter SDUI engine, keeping type safety end to end and meeting p99 latency requirements.</w:t>
+        <w:t xml:space="preserve">Developed and maintained 4 backend microservices (Rust, Java, JavaScript) for the challenge flow, which is called on</w:t>
+      </w:r>
+      <w:r>
+        <w:t xml:space="preserve"> </w:t>
+      </w:r>
+      <w:r>
+        <w:rPr>
+          <w:b/>
+          <w:bCs/>
+        </w:rPr>
+        <w:t xml:space="preserve">every Pix transaction</w:t>
+      </w:r>
+      <w:r>
+        <w:t xml:space="preserve">: the app sends the flow (Pix, card and others) and the backend decides which challenge to show.</w:t>
       </w:r>
     </w:p>
     <w:p>
@@ -459,17 +465,29 @@
         </w:numPr>
       </w:pPr>
       <w:r>
-        <w:t xml:space="preserve">Stack: Flutter/Dart, Server-Driven UI, Rust, JSON APIs, CI/CD.</w:t>
+        <w:t xml:space="preserve">Wrote RFCs and ADRs for the service migration, the app’s move to SDUI and a refactor of the fraud prevention package that added events and logs to a buggy, unobservable codebase.</w:t>
+      </w:r>
+    </w:p>
+    <w:p>
+      <w:pPr>
+        <w:pStyle w:val="Compact"/>
+        <w:numPr>
+          <w:ilvl w:val="0"/>
+          <w:numId w:val="1003"/>
+        </w:numPr>
+      </w:pPr>
+      <w:r>
+        <w:t xml:space="preserve">Stack: Flutter, Dart, Rust, Java, AWS, PostgreSQL, Server-Driven UI, Feature Flags.</w:t>
       </w:r>
     </w:p>
     <w:bookmarkEnd w:id="14"/>
-    <w:bookmarkStart w:id="15" w:name="Xa312689b92d603ee488e36de504d1ffe2889745"/>
+    <w:bookmarkStart w:id="15" w:name="X2bd682157e125f4fdf3e0812a38bd5f2a0f60e1"/>
     <w:p>
       <w:pPr>
         <w:pStyle w:val="Heading3"/>
       </w:pPr>
       <w:r>
-        <w:t xml:space="preserve">Senior Flutter Developer — Unico IDtech | Jun 2020 – Nov 2024</w:t>
+        <w:t xml:space="preserve">Senior Software Developer — Unico IDtech | Jun 2020 – Nov 2024</w:t>
       </w:r>
     </w:p>
     <w:p>
@@ -481,7 +499,7 @@
           <w:i/>
           <w:iCs/>
         </w:rPr>
-        <w:t xml:space="preserve">Brazil’s leader in digital identity · Remote.</w:t>
+        <w:t xml:space="preserve">Brazil’s leader in digital identity · Remote · Joined as Software Developer, promoted to Senior (IC5) in 2022.</w:t>
       </w:r>
     </w:p>
     <w:p>
@@ -522,7 +540,7 @@
         <w:t xml:space="preserve">200k+ active users</w:t>
       </w:r>
       <w:r>
-        <w:t xml:space="preserve">, integrating secure facial biometrics and digital documents.</w:t>
+        <w:t xml:space="preserve">, with facial biometrics and digital documents.</w:t>
       </w:r>
     </w:p>
     <w:p>
@@ -534,36 +552,20 @@
         </w:numPr>
       </w:pPr>
       <w:r>
-        <w:t xml:space="preserve">Designed the foundational</w:t>
-      </w:r>
-      <w:r>
-        <w:t xml:space="preserve"> </w:t>
-      </w:r>
-      <w:r>
-        <w:rPr>
-          <w:b/>
-          <w:bCs/>
-        </w:rPr>
-        <w:t xml:space="preserve">Core Module</w:t>
-      </w:r>
-      <w:r>
-        <w:t xml:space="preserve"> </w:t>
-      </w:r>
-      <w:r>
-        <w:t xml:space="preserve">and</w:t>
-      </w:r>
-      <w:r>
-        <w:t xml:space="preserve"> </w:t>
-      </w:r>
-      <w:r>
-        <w:rPr>
-          <w:b/>
-          <w:bCs/>
-        </w:rPr>
-        <w:t xml:space="preserve">Design System</w:t>
-      </w:r>
-      <w:r>
-        <w:t xml:space="preserve">, a reusable widget library adopted by every Flutter project in the company.</w:t>
+        <w:t xml:space="preserve">Split the app into feature packages owned by each team through</w:t>
+      </w:r>
+      <w:r>
+        <w:t xml:space="preserve"> </w:t>
+      </w:r>
+      <w:r>
+        <w:rPr>
+          <w:b/>
+          <w:bCs/>
+        </w:rPr>
+        <w:t xml:space="preserve">CODEOWNERS</w:t>
+      </w:r>
+      <w:r>
+        <w:t xml:space="preserve">, which cut build times and merge conflicts, kept reviews with the owning team and let each module run on its own.</w:t>
       </w:r>
     </w:p>
     <w:p>
@@ -575,36 +577,39 @@
         </w:numPr>
       </w:pPr>
       <w:r>
-        <w:t xml:space="preserve">Built the</w:t>
-      </w:r>
-      <w:r>
-        <w:t xml:space="preserve"> </w:t>
-      </w:r>
-      <w:r>
-        <w:rPr>
-          <w:b/>
-          <w:bCs/>
-        </w:rPr>
-        <w:t xml:space="preserve">CI/CD</w:t>
-      </w:r>
-      <w:r>
-        <w:t xml:space="preserve"> </w:t>
-      </w:r>
-      <w:r>
-        <w:t xml:space="preserve">pipeline for a</w:t>
-      </w:r>
-      <w:r>
-        <w:t xml:space="preserve"> </w:t>
-      </w:r>
-      <w:r>
-        <w:rPr>
-          <w:b/>
-          <w:bCs/>
-        </w:rPr>
-        <w:t xml:space="preserve">trunk-based monorepo</w:t>
-      </w:r>
-      <w:r>
-        <w:t xml:space="preserve">, automating tests and enabling a reliable weekly release train to the App Store and Google Play.</w:t>
+        <w:t xml:space="preserve">Designed the</w:t>
+      </w:r>
+      <w:r>
+        <w:t xml:space="preserve"> </w:t>
+      </w:r>
+      <w:r>
+        <w:rPr>
+          <w:b/>
+          <w:bCs/>
+        </w:rPr>
+        <w:t xml:space="preserve">Core Module</w:t>
+      </w:r>
+      <w:r>
+        <w:t xml:space="preserve"> </w:t>
+      </w:r>
+      <w:r>
+        <w:t xml:space="preserve">and the</w:t>
+      </w:r>
+      <w:r>
+        <w:t xml:space="preserve"> </w:t>
+      </w:r>
+      <w:r>
+        <w:rPr>
+          <w:b/>
+          <w:bCs/>
+        </w:rPr>
+        <w:t xml:space="preserve">Design System</w:t>
+      </w:r>
+      <w:r>
+        <w:t xml:space="preserve"> </w:t>
+      </w:r>
+      <w:r>
+        <w:t xml:space="preserve">used by every module of the super-app.</w:t>
       </w:r>
     </w:p>
     <w:p>
@@ -616,17 +621,89 @@
         </w:numPr>
       </w:pPr>
       <w:r>
-        <w:t xml:space="preserve">Stack: Flutter, Dart, Clean Architecture, Modular Architecture, Monorepo, GitHub Actions.</w:t>
+        <w:t xml:space="preserve">Built the</w:t>
+      </w:r>
+      <w:r>
+        <w:t xml:space="preserve"> </w:t>
+      </w:r>
+      <w:r>
+        <w:rPr>
+          <w:b/>
+          <w:bCs/>
+        </w:rPr>
+        <w:t xml:space="preserve">CI/CD</w:t>
+      </w:r>
+      <w:r>
+        <w:t xml:space="preserve"> </w:t>
+      </w:r>
+      <w:r>
+        <w:t xml:space="preserve">pipeline for the trunk-based monorepo, with automated tests and a weekly release train to the App Store and Google Play.</w:t>
+      </w:r>
+    </w:p>
+    <w:p>
+      <w:pPr>
+        <w:pStyle w:val="Compact"/>
+        <w:numPr>
+          <w:ilvl w:val="0"/>
+          <w:numId w:val="1004"/>
+        </w:numPr>
+      </w:pPr>
+      <w:r>
+        <w:t xml:space="preserve">In the final year moved into fullstack work: 6 months as a backend engineer in</w:t>
+      </w:r>
+      <w:r>
+        <w:t xml:space="preserve"> </w:t>
+      </w:r>
+      <w:r>
+        <w:rPr>
+          <w:b/>
+          <w:bCs/>
+        </w:rPr>
+        <w:t xml:space="preserve">Go</w:t>
+      </w:r>
+      <w:r>
+        <w:t xml:space="preserve"> </w:t>
+      </w:r>
+      <w:r>
+        <w:t xml:space="preserve">(after contributing to the Go BFF) and 6 months on</w:t>
+      </w:r>
+      <w:r>
+        <w:t xml:space="preserve"> </w:t>
+      </w:r>
+      <w:r>
+        <w:rPr>
+          <w:b/>
+          <w:bCs/>
+        </w:rPr>
+        <w:t xml:space="preserve">React</w:t>
+      </w:r>
+      <w:r>
+        <w:t xml:space="preserve"> </w:t>
+      </w:r>
+      <w:r>
+        <w:t xml:space="preserve">web.</w:t>
+      </w:r>
+    </w:p>
+    <w:p>
+      <w:pPr>
+        <w:pStyle w:val="Compact"/>
+        <w:numPr>
+          <w:ilvl w:val="0"/>
+          <w:numId w:val="1004"/>
+        </w:numPr>
+      </w:pPr>
+      <w:r>
+        <w:t xml:space="preserve">Stack: Flutter, Dart, Go, React, Monorepo, GitHub Actions.</w:t>
       </w:r>
     </w:p>
     <w:bookmarkEnd w:id="15"/>
-    <w:bookmarkStart w:id="16" w:name="Xd99d886d0bdee432f4b41dfa7d542a1649abefa"/>
+    <w:bookmarkStart w:id="16" w:name="X1855c49b6411e884501a3561151019dfbe0422d"/>
     <w:p>
       <w:pPr>
         <w:pStyle w:val="Heading3"/>
       </w:pPr>
       <w:r>
-        <w:t xml:space="preserve">Android Developer (Mid-level) — Toodoo | Jan 2019 – Jun 2020</w:t>
+        <w:t xml:space="preserve">Android Developer — Toodoo | Jan 2019 – Jun 2020</w:t>
       </w:r>
     </w:p>
     <w:p>
@@ -638,7 +715,7 @@
           <w:i/>
           <w:iCs/>
         </w:rPr>
-        <w:t xml:space="preserve">São Paulo, Brazil.</w:t>
+        <w:t xml:space="preserve">São Paulo, Brazil · Agency projects.</w:t>
       </w:r>
     </w:p>
     <w:p>
@@ -650,7 +727,23 @@
         </w:numPr>
       </w:pPr>
       <w:r>
-        <w:t xml:space="preserve">Delivered high-impact features for enterprise clients, including a digital banking module for</w:t>
+        <w:t xml:space="preserve">Built native</w:t>
+      </w:r>
+      <w:r>
+        <w:t xml:space="preserve"> </w:t>
+      </w:r>
+      <w:r>
+        <w:rPr>
+          <w:b/>
+          <w:bCs/>
+        </w:rPr>
+        <w:t xml:space="preserve">Android</w:t>
+      </w:r>
+      <w:r>
+        <w:t xml:space="preserve"> </w:t>
+      </w:r>
+      <w:r>
+        <w:t xml:space="preserve">features for client apps, including a digital banking module for</w:t>
       </w:r>
       <w:r>
         <w:t xml:space="preserve"> </w:t>
@@ -679,35 +772,7 @@
         <w:t xml:space="preserve">Burger King</w:t>
       </w:r>
       <w:r>
-        <w:t xml:space="preserve">.</w:t>
-      </w:r>
-    </w:p>
-    <w:p>
-      <w:pPr>
-        <w:pStyle w:val="Compact"/>
-        <w:numPr>
-          <w:ilvl w:val="0"/>
-          <w:numId w:val="1005"/>
-        </w:numPr>
-      </w:pPr>
-      <w:r>
-        <w:t xml:space="preserve">Built a native</w:t>
-      </w:r>
-      <w:r>
-        <w:t xml:space="preserve"> </w:t>
-      </w:r>
-      <w:r>
-        <w:rPr>
-          <w:b/>
-          <w:bCs/>
-        </w:rPr>
-        <w:t xml:space="preserve">Android</w:t>
-      </w:r>
-      <w:r>
-        <w:t xml:space="preserve"> </w:t>
-      </w:r>
-      <w:r>
-        <w:t xml:space="preserve">app from scratch for</w:t>
+        <w:t xml:space="preserve">, and an app from scratch for</w:t>
       </w:r>
       <w:r>
         <w:t xml:space="preserve"> </w:t>
@@ -723,7 +788,7 @@
         <w:t xml:space="preserve"> </w:t>
       </w:r>
       <w:r>
-        <w:t xml:space="preserve">to handle phone carrier portability.</w:t>
+        <w:t xml:space="preserve">(carrier portability).</w:t>
       </w:r>
     </w:p>
     <w:bookmarkEnd w:id="16"/>
@@ -757,7 +822,7 @@
         </w:numPr>
       </w:pPr>
       <w:r>
-        <w:t xml:space="preserve">Developed and maintained native</w:t>
+        <w:t xml:space="preserve">Developed native</w:t>
       </w:r>
       <w:r>
         <w:t xml:space="preserve"> </w:t>
@@ -773,23 +838,7 @@
         <w:t xml:space="preserve"> </w:t>
       </w:r>
       <w:r>
-        <w:t xml:space="preserve">applications for 2 years, and</w:t>
-      </w:r>
-      <w:r>
-        <w:t xml:space="preserve"> </w:t>
-      </w:r>
-      <w:r>
-        <w:rPr>
-          <w:b/>
-          <w:bCs/>
-        </w:rPr>
-        <w:t xml:space="preserve">Java backend</w:t>
-      </w:r>
-      <w:r>
-        <w:t xml:space="preserve"> </w:t>
-      </w:r>
-      <w:r>
-        <w:t xml:space="preserve">solutions for a large-scale</w:t>
+        <w:t xml:space="preserve">apps for 2 years and backend features in JavaScript on a proprietary platform for a large</w:t>
       </w:r>
       <w:r>
         <w:t xml:space="preserve"> </w:t>
@@ -822,12 +871,44 @@
     </w:p>
     <w:bookmarkEnd w:id="17"/>
     <w:bookmarkEnd w:id="18"/>
-    <w:bookmarkStart w:id="19" w:name="education"/>
+    <w:bookmarkStart w:id="20" w:name="projects"/>
     <w:p>
       <w:pPr>
         <w:pStyle w:val="Heading2"/>
       </w:pPr>
       <w:r>
+        <w:t xml:space="preserve">Projects</w:t>
+      </w:r>
+    </w:p>
+    <w:bookmarkStart w:id="19" w:name="Xe6495d5b75b64caa6cacf726513439e36f60fce"/>
+    <w:p>
+      <w:pPr>
+        <w:pStyle w:val="Heading3"/>
+      </w:pPr>
+      <w:r>
+        <w:t xml:space="preserve">Darkrunner — automated video pipeline (TypeScript/Node.js, private)</w:t>
+      </w:r>
+    </w:p>
+    <w:p>
+      <w:pPr>
+        <w:pStyle w:val="Compact"/>
+        <w:numPr>
+          <w:ilvl w:val="0"/>
+          <w:numId w:val="1007"/>
+        </w:numPr>
+      </w:pPr>
+      <w:r>
+        <w:t xml:space="preserve">Given only a channel name, loaded that channel’s settings and produced a full video with no human input: script, voice-over, images, effects, subtitles and YouTube upload. Ran up to 15 videos a day across 5 channels.</w:t>
+      </w:r>
+    </w:p>
+    <w:bookmarkEnd w:id="19"/>
+    <w:bookmarkEnd w:id="20"/>
+    <w:bookmarkStart w:id="21" w:name="education"/>
+    <w:p>
+      <w:pPr>
+        <w:pStyle w:val="Heading2"/>
+      </w:pPr>
+      <w:r>
         <w:t xml:space="preserve">Education</w:t>
       </w:r>
     </w:p>
@@ -849,13 +930,41 @@
         <w:t xml:space="preserve">— Inatel (National Institute of Telecommunications) | 2014 – 2018</w:t>
       </w:r>
     </w:p>
-    <w:bookmarkEnd w:id="19"/>
-    <w:bookmarkStart w:id="20" w:name="languages"/>
+    <w:bookmarkEnd w:id="21"/>
+    <w:bookmarkStart w:id="22" w:name="certifications"/>
     <w:p>
       <w:pPr>
         <w:pStyle w:val="Heading2"/>
       </w:pPr>
       <w:r>
+        <w:t xml:space="preserve">Certifications</w:t>
+      </w:r>
+    </w:p>
+    <w:p>
+      <w:pPr>
+        <w:pStyle w:val="FirstParagraph"/>
+      </w:pPr>
+      <w:r>
+        <w:rPr>
+          <w:b/>
+          <w:bCs/>
+        </w:rPr>
+        <w:t xml:space="preserve">Architecting with Google Compute Engine</w:t>
+      </w:r>
+      <w:r>
+        <w:t xml:space="preserve"> </w:t>
+      </w:r>
+      <w:r>
+        <w:t xml:space="preserve">— Google Cloud | Mar 2022</w:t>
+      </w:r>
+    </w:p>
+    <w:bookmarkEnd w:id="22"/>
+    <w:bookmarkStart w:id="23" w:name="languages"/>
+    <w:p>
+      <w:pPr>
+        <w:pStyle w:val="Heading2"/>
+      </w:pPr>
+      <w:r>
         <w:t xml:space="preserve">Languages</w:t>
       </w:r>
     </w:p>
@@ -864,11 +973,11 @@
         <w:pStyle w:val="FirstParagraph"/>
       </w:pPr>
       <w:r>
-        <w:t xml:space="preserve">Portuguese (Native) · English (Full professional, C1)</w:t>
-      </w:r>
-    </w:p>
-    <w:bookmarkEnd w:id="20"/>
-    <w:bookmarkEnd w:id="21"/>
+        <w:t xml:space="preserve">Portuguese (Native) · English (Full professional; EF SET 71/100, C2)</w:t>
+      </w:r>
+    </w:p>
+    <w:bookmarkEnd w:id="23"/>
+    <w:bookmarkEnd w:id="24"/>
     <w:sectPr>
       <w:footnotePr>
         <w:numRestart w:val="eachSect"/>
@@ -1101,6 +1210,9 @@
     <w:abstractNumId w:val="991"/>
   </w:num>
   <w:num w:numId="1006">
+    <w:abstractNumId w:val="991"/>
+  </w:num>
+  <w:num w:numId="1007">
     <w:abstractNumId w:val="991"/>
   </w:num>
 </w:numbering>

--- a/dist/Lucas-Selani-CV-Mobile-EN.docx
+++ b/dist/Lucas-Selani-CV-Mobile-EN.docx
@@ -258,13 +258,13 @@
       </w:r>
     </w:p>
     <w:bookmarkEnd w:id="13"/>
-    <w:bookmarkStart w:id="14" w:name="X66342713ef45284539785e4a93c028bf5058582"/>
+    <w:bookmarkStart w:id="14" w:name="X5fa9e1a3689497e53ace60aa8bba5d331803a73"/>
     <w:p>
       <w:pPr>
         <w:pStyle w:val="Heading3"/>
       </w:pPr>
       <w:r>
-        <w:t xml:space="preserve">Senior Mobile Engineer — Will Bank | Nov 2024 – Jul 2026</w:t>
+        <w:t xml:space="preserve">Senior Software Engineer — Will Bank | Nov 2024 – Jul 2026</w:t>
       </w:r>
     </w:p>
     <w:p>

--- a/dist/Lucas-Selani-CV-Mobile-EN.docx
+++ b/dist/Lucas-Selani-CV-Mobile-EN.docx
@@ -499,7 +499,7 @@
           <w:i/>
           <w:iCs/>
         </w:rPr>
-        <w:t xml:space="preserve">Brazil’s leader in digital identity · Remote · Joined as Software Developer, promoted to Senior (IC5) in 2022.</w:t>
+        <w:t xml:space="preserve">Brazil’s leader in digital identity · Remote · Joined as Software Developer, promoted to Senior (IC5) in Jan 2023.</w:t>
       </w:r>
     </w:p>
     <w:p>
@@ -880,13 +880,13 @@
         <w:t xml:space="preserve">Projects</w:t>
       </w:r>
     </w:p>
-    <w:bookmarkStart w:id="19" w:name="Xe6495d5b75b64caa6cacf726513439e36f60fce"/>
+    <w:bookmarkStart w:id="19" w:name="Xc3da972e158f7334fd8ac1a409623c459a8877a"/>
     <w:p>
       <w:pPr>
         <w:pStyle w:val="Heading3"/>
       </w:pPr>
       <w:r>
-        <w:t xml:space="preserve">Darkrunner — automated video pipeline (TypeScript/Node.js, private)</w:t>
+        <w:t xml:space="preserve">Darkrunner — automated video pipeline (TypeScript/Node.js, private) | Nov 2025 – Apr 2026</w:t>
       </w:r>
     </w:p>
     <w:p>

--- a/dist/Lucas-Selani-CV-Mobile-EN.docx
+++ b/dist/Lucas-Selani-CV-Mobile-EN.docx
@@ -113,7 +113,7 @@
         <w:t xml:space="preserve"> </w:t>
       </w:r>
       <w:r>
-        <w:t xml:space="preserve">Android (Kotlin, Java), Flutter, Dart, BLoC, Firebase, iOS via Flutter, Server-Driven UI (SDUI), Modular Architecture, Design Systems</w:t>
+        <w:t xml:space="preserve">Android (Kotlin, Java), Flutter, Dart, BLoC, Firebase (Firestore, Remote Config), Analytics (PostHog, Mixpanel, Segment), iOS via Flutter, Server-Driven UI (SDUI), Modular Architecture, Design Systems</w:t>
       </w:r>
     </w:p>
     <w:p>
@@ -157,7 +157,7 @@
         <w:t xml:space="preserve"> </w:t>
       </w:r>
       <w:r>
-        <w:t xml:space="preserve">AWS, GCP, Docker, Kubernetes, Terraform, CI/CD (GitHub Actions), Trunk-Based Development, Feature Flags</w:t>
+        <w:t xml:space="preserve">AWS, GCP, Docker, Kubernetes, Terraform, CI/CD (GitHub Actions), Trunk-Based Development, Feature Flags (LaunchDarkly)</w:t>
       </w:r>
     </w:p>
     <w:p>
@@ -201,7 +201,7 @@
         <w:t xml:space="preserve"> </w:t>
       </w:r>
       <w:r>
-        <w:t xml:space="preserve">Clean Architecture, RFCs and ADRs, CODEOWNERS, Observability (events and logs), Automated Testing</w:t>
+        <w:t xml:space="preserve">Clean Architecture, RFCs and ADRs, CODEOWNERS, Observability (Datadog, New Relic, incident.io, events and logs), Automated Testing</w:t>
       </w:r>
     </w:p>
     <w:p>
@@ -477,7 +477,51 @@
         </w:numPr>
       </w:pPr>
       <w:r>
-        <w:t xml:space="preserve">Stack: Flutter, Dart, Rust, Java, AWS, PostgreSQL, Server-Driven UI, Feature Flags.</w:t>
+        <w:t xml:space="preserve">Built</w:t>
+      </w:r>
+      <w:r>
+        <w:t xml:space="preserve"> </w:t>
+      </w:r>
+      <w:r>
+        <w:rPr>
+          <w:b/>
+          <w:bCs/>
+        </w:rPr>
+        <w:t xml:space="preserve">Datadog</w:t>
+      </w:r>
+      <w:r>
+        <w:t xml:space="preserve"> </w:t>
+      </w:r>
+      <w:r>
+        <w:t xml:space="preserve">(logs) and</w:t>
+      </w:r>
+      <w:r>
+        <w:t xml:space="preserve"> </w:t>
+      </w:r>
+      <w:r>
+        <w:rPr>
+          <w:b/>
+          <w:bCs/>
+        </w:rPr>
+        <w:t xml:space="preserve">PostHog</w:t>
+      </w:r>
+      <w:r>
+        <w:t xml:space="preserve"> </w:t>
+      </w:r>
+      <w:r>
+        <w:t xml:space="preserve">(events) dashboards for the challenge flow: flow health, user-journey funnels to find drop-off points, and boards for debugging specific errors.</w:t>
+      </w:r>
+    </w:p>
+    <w:p>
+      <w:pPr>
+        <w:pStyle w:val="Compact"/>
+        <w:numPr>
+          <w:ilvl w:val="0"/>
+          <w:numId w:val="1003"/>
+        </w:numPr>
+      </w:pPr>
+      <w:r>
+        <w:t xml:space="preserve">Stack: Flutter, Dart, Rust, Java, AWS, PostgreSQL, Server-Driven UI, Feature Flags, Datadog, PostHog.</w:t>
       </w:r>
     </w:p>
     <w:bookmarkEnd w:id="14"/>
@@ -511,7 +555,7 @@
         </w:numPr>
       </w:pPr>
       <w:r>
-        <w:t xml:space="preserve">Architected and scaled a multi-module</w:t>
+        <w:t xml:space="preserve">Architected the multi-module</w:t>
       </w:r>
       <w:r>
         <w:t xml:space="preserve"> </w:t>
@@ -527,10 +571,7 @@
         <w:t xml:space="preserve"> </w:t>
       </w:r>
       <w:r>
-        <w:t xml:space="preserve">serving</w:t>
-      </w:r>
-      <w:r>
-        <w:t xml:space="preserve"> </w:t>
+        <w:t xml:space="preserve">(</w:t>
       </w:r>
       <w:r>
         <w:rPr>
@@ -540,7 +581,20 @@
         <w:t xml:space="preserve">200k+ active users</w:t>
       </w:r>
       <w:r>
-        <w:t xml:space="preserve">, with facial biometrics and digital documents.</w:t>
+        <w:t xml:space="preserve">, facial biometrics and digital documents) as the team grew: feature packages owned by each team through</w:t>
+      </w:r>
+      <w:r>
+        <w:t xml:space="preserve"> </w:t>
+      </w:r>
+      <w:r>
+        <w:rPr>
+          <w:b/>
+          <w:bCs/>
+        </w:rPr>
+        <w:t xml:space="preserve">CODEOWNERS</w:t>
+      </w:r>
+      <w:r>
+        <w:t xml:space="preserve">, which cut build times and merge conflicts, kept reviews with the owning team and let each module run on its own.</w:t>
       </w:r>
     </w:p>
     <w:p>
@@ -552,20 +606,39 @@
         </w:numPr>
       </w:pPr>
       <w:r>
-        <w:t xml:space="preserve">Split the app into feature packages owned by each team through</w:t>
-      </w:r>
-      <w:r>
-        <w:t xml:space="preserve"> </w:t>
-      </w:r>
-      <w:r>
-        <w:rPr>
-          <w:b/>
-          <w:bCs/>
-        </w:rPr>
-        <w:t xml:space="preserve">CODEOWNERS</w:t>
-      </w:r>
-      <w:r>
-        <w:t xml:space="preserve">, which cut build times and merge conflicts, kept reviews with the owning team and let each module run on its own.</w:t>
+        <w:t xml:space="preserve">Designed the</w:t>
+      </w:r>
+      <w:r>
+        <w:t xml:space="preserve"> </w:t>
+      </w:r>
+      <w:r>
+        <w:rPr>
+          <w:b/>
+          <w:bCs/>
+        </w:rPr>
+        <w:t xml:space="preserve">Design System</w:t>
+      </w:r>
+      <w:r>
+        <w:t xml:space="preserve"> </w:t>
+      </w:r>
+      <w:r>
+        <w:t xml:space="preserve">used by every module of the super-app, on top of the</w:t>
+      </w:r>
+      <w:r>
+        <w:t xml:space="preserve"> </w:t>
+      </w:r>
+      <w:r>
+        <w:rPr>
+          <w:b/>
+          <w:bCs/>
+        </w:rPr>
+        <w:t xml:space="preserve">Core Module</w:t>
+      </w:r>
+      <w:r>
+        <w:t xml:space="preserve"> </w:t>
+      </w:r>
+      <w:r>
+        <w:t xml:space="preserve">built earlier with the platform layer shared by all features.</w:t>
       </w:r>
     </w:p>
     <w:p>
@@ -577,39 +650,36 @@
         </w:numPr>
       </w:pPr>
       <w:r>
-        <w:t xml:space="preserve">Designed the</w:t>
-      </w:r>
-      <w:r>
-        <w:t xml:space="preserve"> </w:t>
-      </w:r>
-      <w:r>
-        <w:rPr>
-          <w:b/>
-          <w:bCs/>
-        </w:rPr>
-        <w:t xml:space="preserve">Core Module</w:t>
-      </w:r>
-      <w:r>
-        <w:t xml:space="preserve"> </w:t>
-      </w:r>
-      <w:r>
-        <w:t xml:space="preserve">and the</w:t>
-      </w:r>
-      <w:r>
-        <w:t xml:space="preserve"> </w:t>
-      </w:r>
-      <w:r>
-        <w:rPr>
-          <w:b/>
-          <w:bCs/>
-        </w:rPr>
-        <w:t xml:space="preserve">Design System</w:t>
-      </w:r>
-      <w:r>
-        <w:t xml:space="preserve"> </w:t>
-      </w:r>
-      <w:r>
-        <w:t xml:space="preserve">used by every module of the super-app.</w:t>
+        <w:t xml:space="preserve">Automated</w:t>
+      </w:r>
+      <w:r>
+        <w:t xml:space="preserve"> </w:t>
+      </w:r>
+      <w:r>
+        <w:rPr>
+          <w:b/>
+          <w:bCs/>
+        </w:rPr>
+        <w:t xml:space="preserve">CI/CD</w:t>
+      </w:r>
+      <w:r>
+        <w:t xml:space="preserve"> </w:t>
+      </w:r>
+      <w:r>
+        <w:t xml:space="preserve">for test builds and App Store / Google Play publishing, later organizing delivery into a</w:t>
+      </w:r>
+      <w:r>
+        <w:t xml:space="preserve"> </w:t>
+      </w:r>
+      <w:r>
+        <w:rPr>
+          <w:b/>
+          <w:bCs/>
+        </w:rPr>
+        <w:t xml:space="preserve">weekly release train</w:t>
+      </w:r>
+      <w:r>
+        <w:t xml:space="preserve">.</w:t>
       </w:r>
     </w:p>
     <w:p>
@@ -621,23 +691,100 @@
         </w:numPr>
       </w:pPr>
       <w:r>
-        <w:t xml:space="preserve">Built the</w:t>
-      </w:r>
-      <w:r>
-        <w:t xml:space="preserve"> </w:t>
-      </w:r>
-      <w:r>
-        <w:rPr>
-          <w:b/>
-          <w:bCs/>
-        </w:rPr>
-        <w:t xml:space="preserve">CI/CD</w:t>
-      </w:r>
-      <w:r>
-        <w:t xml:space="preserve"> </w:t>
-      </w:r>
-      <w:r>
-        <w:t xml:space="preserve">pipeline for the trunk-based monorepo, with automated tests and a weekly release train to the App Store and Google Play.</w:t>
+        <w:t xml:space="preserve">Set up on-call alerting with</w:t>
+      </w:r>
+      <w:r>
+        <w:t xml:space="preserve"> </w:t>
+      </w:r>
+      <w:r>
+        <w:rPr>
+          <w:b/>
+          <w:bCs/>
+        </w:rPr>
+        <w:t xml:space="preserve">New Relic</w:t>
+      </w:r>
+      <w:r>
+        <w:t xml:space="preserve"> </w:t>
+      </w:r>
+      <w:r>
+        <w:t xml:space="preserve">and</w:t>
+      </w:r>
+      <w:r>
+        <w:t xml:space="preserve"> </w:t>
+      </w:r>
+      <w:r>
+        <w:rPr>
+          <w:b/>
+          <w:bCs/>
+        </w:rPr>
+        <w:t xml:space="preserve">incident.io</w:t>
+      </w:r>
+      <w:r>
+        <w:t xml:space="preserve"> </w:t>
+      </w:r>
+      <w:r>
+        <w:t xml:space="preserve">for the engineer on duty each week, and moved analytics and feature flags from</w:t>
+      </w:r>
+      <w:r>
+        <w:t xml:space="preserve"> </w:t>
+      </w:r>
+      <w:r>
+        <w:rPr>
+          <w:b/>
+          <w:bCs/>
+        </w:rPr>
+        <w:t xml:space="preserve">Segment</w:t>
+      </w:r>
+      <w:r>
+        <w:t xml:space="preserve"> </w:t>
+      </w:r>
+      <w:r>
+        <w:t xml:space="preserve">and</w:t>
+      </w:r>
+      <w:r>
+        <w:t xml:space="preserve"> </w:t>
+      </w:r>
+      <w:r>
+        <w:rPr>
+          <w:b/>
+          <w:bCs/>
+        </w:rPr>
+        <w:t xml:space="preserve">Firebase</w:t>
+      </w:r>
+      <w:r>
+        <w:t xml:space="preserve"> </w:t>
+      </w:r>
+      <w:r>
+        <w:t xml:space="preserve">(Firestore, Remote Config) to</w:t>
+      </w:r>
+      <w:r>
+        <w:t xml:space="preserve"> </w:t>
+      </w:r>
+      <w:r>
+        <w:rPr>
+          <w:b/>
+          <w:bCs/>
+        </w:rPr>
+        <w:t xml:space="preserve">Mixpanel</w:t>
+      </w:r>
+      <w:r>
+        <w:t xml:space="preserve"> </w:t>
+      </w:r>
+      <w:r>
+        <w:t xml:space="preserve">and</w:t>
+      </w:r>
+      <w:r>
+        <w:t xml:space="preserve"> </w:t>
+      </w:r>
+      <w:r>
+        <w:rPr>
+          <w:b/>
+          <w:bCs/>
+        </w:rPr>
+        <w:t xml:space="preserve">LaunchDarkly</w:t>
+      </w:r>
+      <w:r>
+        <w:t xml:space="preserve">.</w:t>
       </w:r>
     </w:p>
     <w:p>
@@ -693,7 +840,7 @@
         </w:numPr>
       </w:pPr>
       <w:r>
-        <w:t xml:space="preserve">Stack: Flutter, Dart, Go, React, Monorepo, GitHub Actions.</w:t>
+        <w:t xml:space="preserve">Stack: Flutter, Dart, Firebase, LaunchDarkly, Mixpanel, New Relic, incident.io, Go, React.</w:t>
       </w:r>
     </w:p>
     <w:bookmarkEnd w:id="15"/>

--- a/dist/Lucas-Selani-CV-Mobile-EN.docx
+++ b/dist/Lucas-Selani-CV-Mobile-EN.docx
@@ -157,7 +157,7 @@
         <w:t xml:space="preserve"> </w:t>
       </w:r>
       <w:r>
-        <w:t xml:space="preserve">AWS, GCP, Docker, Kubernetes, Terraform, CI/CD (GitHub Actions), Trunk-Based Development, Feature Flags (LaunchDarkly)</w:t>
+        <w:t xml:space="preserve">AWS, GCP, Docker, Kubernetes, Terraform, CI/CD (GitHub Actions), Trunk-Based Development, Feature Flags (GrowthBook, LaunchDarkly)</w:t>
       </w:r>
     </w:p>
     <w:p>
@@ -352,7 +352,23 @@
         <w:t xml:space="preserve"> </w:t>
       </w:r>
       <w:r>
-        <w:t xml:space="preserve">behind a feature flag.</w:t>
+        <w:t xml:space="preserve">behind a</w:t>
+      </w:r>
+      <w:r>
+        <w:t xml:space="preserve"> </w:t>
+      </w:r>
+      <w:r>
+        <w:rPr>
+          <w:b/>
+          <w:bCs/>
+        </w:rPr>
+        <w:t xml:space="preserve">GrowthBook</w:t>
+      </w:r>
+      <w:r>
+        <w:t xml:space="preserve"> </w:t>
+      </w:r>
+      <w:r>
+        <w:t xml:space="preserve">feature flag.</w:t>
       </w:r>
     </w:p>
     <w:p>
@@ -521,7 +537,7 @@
         </w:numPr>
       </w:pPr>
       <w:r>
-        <w:t xml:space="preserve">Stack: Flutter, Dart, Rust, Java, AWS, PostgreSQL, Server-Driven UI, Feature Flags, Datadog, PostHog.</w:t>
+        <w:t xml:space="preserve">Stack: Flutter, Dart, Rust, Java, AWS, PostgreSQL, Server-Driven UI, GrowthBook, Datadog, PostHog.</w:t>
       </w:r>
     </w:p>
     <w:bookmarkEnd w:id="14"/>

--- a/dist/Lucas-Selani-CV-Mobile-EN.docx
+++ b/dist/Lucas-Selani-CV-Mobile-EN.docx
@@ -559,7 +559,7 @@
           <w:i/>
           <w:iCs/>
         </w:rPr>
-        <w:t xml:space="preserve">Brazil’s leader in digital identity · Remote · Joined as Software Developer, promoted to Senior (IC5) in Jan 2023.</w:t>
+        <w:t xml:space="preserve">Brazil’s leader in digital identity · Remote · Joined as Software Developer, promoted to Senior (IC5) in Aug 2022.</w:t>
       </w:r>
     </w:p>
     <w:p>
@@ -856,7 +856,7 @@
         </w:numPr>
       </w:pPr>
       <w:r>
-        <w:t xml:space="preserve">Stack: Flutter, Dart, Firebase, LaunchDarkly, Mixpanel, New Relic, incident.io, Go, React.</w:t>
+        <w:t xml:space="preserve">Stack: Flutter, Dart, Firebase, GCP, LaunchDarkly, Mixpanel, New Relic, incident.io, Go, React.</w:t>
       </w:r>
     </w:p>
     <w:bookmarkEnd w:id="15"/>
